--- a/CSCE689-S27/CSCE 689 Syllabus.docx
+++ b/CSCE689-S27/CSCE 689 Syllabus.docx
@@ -1,6 +1,6 @@
 
 <file path=word/document.xml><?xml version="1.0" encoding="utf-8"?>
-<w:document xmlns:wpc="http://schemas.microsoft.com/office/word/2010/wordprocessingCanvas" xmlns:cx="http://schemas.microsoft.com/office/drawing/2014/chartex" xmlns:cx1="http://schemas.microsoft.com/office/drawing/2015/9/8/chartex" xmlns:cx2="http://schemas.microsoft.com/office/drawing/2015/10/21/chartex" xmlns:cx3="http://schemas.microsoft.com/office/drawing/2016/5/9/chartex" xmlns:cx4="http://schemas.microsoft.com/office/drawing/2016/5/10/chartex" xmlns:cx5="http://schemas.microsoft.com/office/drawing/2016/5/11/chartex" xmlns:cx6="http://schemas.microsoft.com/office/drawing/2016/5/12/chartex" xmlns:cx7="http://schemas.microsoft.com/office/drawing/2016/5/13/chartex" xmlns:cx8="http://schemas.microsoft.com/office/drawing/2016/5/14/chartex" xmlns:mc="http://schemas.openxmlformats.org/markup-compatibility/2006" xmlns:aink="http://schemas.microsoft.com/office/drawing/2016/ink" xmlns:am3d="http://schemas.microsoft.com/office/drawing/2017/model3d" xmlns:o="urn:schemas-microsoft-com:office:office" xmlns:oel="http://schemas.microsoft.com/office/2019/extlst" xmlns:r="http://schemas.openxmlformats.org/officeDocument/2006/relationships" xmlns:m="http://schemas.openxmlformats.org/officeDocument/2006/math" xmlns:v="urn:schemas-microsoft-com:vml" xmlns:wp14="http://schemas.microsoft.com/office/word/2010/wordprocessingDrawing" xmlns:wp="http://schemas.openxmlformats.org/drawingml/2006/wordprocessingDrawing" xmlns:w10="urn:schemas-microsoft-com:office:word" xmlns:w="http://schemas.openxmlformats.org/wordprocessingml/2006/main" xmlns:w14="http://schemas.microsoft.com/office/word/2010/wordml" xmlns:w15="http://schemas.microsoft.com/office/word/2012/wordml" xmlns:w16cex="http://schemas.microsoft.com/office/word/2018/wordml/cex" xmlns:w16cid="http://schemas.microsoft.com/office/word/2016/wordml/cid" xmlns:w16="http://schemas.microsoft.com/office/word/2018/wordml" xmlns:w16du="http://schemas.microsoft.com/office/word/2023/wordml/word16du" xmlns:w16sdtdh="http://schemas.microsoft.com/office/word/2020/wordml/sdtdatahash" xmlns:w16sdtfl="http://schemas.microsoft.com/office/word/2024/wordml/sdtformatlock" xmlns:w16se="http://schemas.microsoft.com/office/word/2015/wordml/symex" xmlns:wpg="http://schemas.microsoft.com/office/word/2010/wordprocessingGroup" xmlns:wpi="http://schemas.microsoft.com/office/word/2010/wordprocessingInk" xmlns:wne="http://schemas.microsoft.com/office/word/2006/wordml" xmlns:wps="http://schemas.microsoft.com/office/word/2010/wordprocessingShape" mc:Ignorable="w14 w15 w16se w16cid w16 w16cex w16sdtdh w16sdtfl w16du wp14">
+<w:document xmlns:wpc="http://schemas.microsoft.com/office/word/2010/wordprocessingCanvas" xmlns:cx="http://schemas.microsoft.com/office/drawing/2014/chartex" xmlns:cx1="http://schemas.microsoft.com/office/drawing/2015/9/8/chartex" xmlns:cx2="http://schemas.microsoft.com/office/drawing/2015/10/21/chartex" xmlns:cx3="http://schemas.microsoft.com/office/drawing/2016/5/9/chartex" xmlns:cx4="http://schemas.microsoft.com/office/drawing/2016/5/10/chartex" xmlns:cx5="http://schemas.microsoft.com/office/drawing/2016/5/11/chartex" xmlns:cx6="http://schemas.microsoft.com/office/drawing/2016/5/12/chartex" xmlns:cx7="http://schemas.microsoft.com/office/drawing/2016/5/13/chartex" xmlns:cx8="http://schemas.microsoft.com/office/drawing/2016/5/14/chartex" xmlns:mc="http://schemas.openxmlformats.org/markup-compatibility/2006" xmlns:aink="http://schemas.microsoft.com/office/drawing/2016/ink" xmlns:am3d="http://schemas.microsoft.com/office/drawing/2017/model3d" xmlns:o="urn:schemas-microsoft-com:office:office" xmlns:oel="http://schemas.microsoft.com/office/2019/extlst" xmlns:r="http://schemas.openxmlformats.org/officeDocument/2006/relationships" xmlns:m="http://schemas.openxmlformats.org/officeDocument/2006/math" xmlns:v="urn:schemas-microsoft-com:vml" xmlns:wp14="http://schemas.microsoft.com/office/word/2010/wordprocessingDrawing" xmlns:wp="http://schemas.openxmlformats.org/drawingml/2006/wordprocessingDrawing" xmlns:w10="urn:schemas-microsoft-com:office:word" xmlns:w="http://schemas.openxmlformats.org/wordprocessingml/2006/main" xmlns:w14="http://schemas.microsoft.com/office/word/2010/wordml" xmlns:w15="http://schemas.microsoft.com/office/word/2012/wordml" xmlns:w16cei="http://schemas.microsoft.com/office/word/2026/wordml/cei" xmlns:w16cex="http://schemas.microsoft.com/office/word/2018/wordml/cex" xmlns:w16cid="http://schemas.microsoft.com/office/word/2016/wordml/cid" xmlns:w16="http://schemas.microsoft.com/office/word/2018/wordml" xmlns:w16du="http://schemas.microsoft.com/office/word/2023/wordml/word16du" xmlns:w16sdtdh="http://schemas.microsoft.com/office/word/2020/wordml/sdtdatahash" xmlns:w16sdtfl="http://schemas.microsoft.com/office/word/2024/wordml/sdtformatlock" xmlns:w16se="http://schemas.microsoft.com/office/word/2015/wordml/symex" xmlns:wpg="http://schemas.microsoft.com/office/word/2010/wordprocessingGroup" xmlns:wpi="http://schemas.microsoft.com/office/word/2010/wordprocessingInk" xmlns:wne="http://schemas.microsoft.com/office/word/2006/wordml" xmlns:wps="http://schemas.microsoft.com/office/word/2010/wordprocessingShape" mc:Ignorable="w14 w15 w16se w16cid w16 w16cex w16sdtdh w16sdtfl w16du wp14">
   <w:body>
     <w:p>
       <w:pPr>
@@ -466,25 +466,47 @@
         <w:rPr>
           <w:rFonts w:cs="Calibri"/>
         </w:rPr>
-        <w:t>Describe the motivation and statement of c</w:t>
-      </w:r>
-      <w:r>
+        <w:t>Analyze a recent research paper to present its motivation and the progress it makes on a specific data science problem, measured by the midterm presentation.</w:t>
+      </w:r>
+    </w:p>
+    <w:p>
+      <w:pPr>
+        <w:pStyle w:val="ListBullet"/>
         <w:rPr>
           <w:rFonts w:cs="Calibri"/>
         </w:rPr>
-        <w:t>entral</w:t>
-      </w:r>
+      </w:pPr>
       <w:r>
         <w:rPr>
           <w:rFonts w:cs="Calibri"/>
         </w:rPr>
-        <w:t xml:space="preserve"> data science problems</w:t>
-      </w:r>
-      <w:r>
+        <w:t>Apply various big data models of computation to design algorithmic solutions for a research-oriented final project.</w:t>
+      </w:r>
+    </w:p>
+    <w:p>
+      <w:pPr>
+        <w:pStyle w:val="ListBullet"/>
         <w:rPr>
           <w:rFonts w:cs="Calibri"/>
         </w:rPr>
-        <w:t>, measured by the midterm presentation</w:t>
+      </w:pPr>
+      <w:r>
+        <w:rPr>
+          <w:rFonts w:cs="Calibri"/>
+        </w:rPr>
+        <w:t>Analyze the theoretical foundations of modern data science algorithms to evaluate open research challenges and computational trade-offs (e.g., efficiency, accuracy, privacy</w:t>
+      </w:r>
+      <w:r>
+        <w:rPr>
+          <w:rFonts w:cs="Calibri"/>
+        </w:rPr>
+        <w:t>, etc.</w:t>
+      </w:r>
+      <w:r>
+        <w:rPr>
+          <w:rFonts w:cs="Calibri"/>
+        </w:rPr>
+        <w:t>).</w:t>
       </w:r>
     </w:p>
     <w:p>
@@ -498,89 +520,7 @@
         <w:rPr>
           <w:rFonts w:cs="Calibri"/>
         </w:rPr>
-        <w:t>Work in various big data models of computation</w:t>
-      </w:r>
-      <w:r>
-        <w:rPr>
-          <w:rFonts w:cs="Calibri"/>
-        </w:rPr>
-        <w:t>, leading toward the final project</w:t>
-      </w:r>
-    </w:p>
-    <w:p>
-      <w:pPr>
-        <w:pStyle w:val="ListBullet"/>
-        <w:rPr>
-          <w:rFonts w:cs="Calibri"/>
-        </w:rPr>
-      </w:pPr>
-      <w:r>
-        <w:rPr>
-          <w:rFonts w:cs="Calibri"/>
-        </w:rPr>
-        <w:t xml:space="preserve">Understand the </w:t>
-      </w:r>
-      <w:r>
-        <w:rPr>
-          <w:rFonts w:cs="Calibri"/>
-        </w:rPr>
-        <w:t>fundamentals of</w:t>
-      </w:r>
-      <w:r>
-        <w:rPr>
-          <w:rFonts w:cs="Calibri"/>
-        </w:rPr>
-        <w:t xml:space="preserve"> private data analysis</w:t>
-      </w:r>
-      <w:r>
-        <w:rPr>
-          <w:rFonts w:cs="Calibri"/>
-        </w:rPr>
-        <w:t xml:space="preserve"> </w:t>
-      </w:r>
-    </w:p>
-    <w:p>
-      <w:pPr>
-        <w:pStyle w:val="ListBullet"/>
-        <w:rPr>
-          <w:rFonts w:cs="Calibri"/>
-        </w:rPr>
-      </w:pPr>
-      <w:r>
-        <w:rPr>
-          <w:rFonts w:cs="Calibri"/>
-        </w:rPr>
-        <w:t>Demonstrate</w:t>
-      </w:r>
-      <w:r>
-        <w:rPr>
-          <w:rFonts w:cs="Calibri"/>
-        </w:rPr>
-        <w:t xml:space="preserve"> awareness of </w:t>
-      </w:r>
-      <w:r>
-        <w:rPr>
-          <w:rFonts w:cs="Calibri"/>
-        </w:rPr>
-        <w:t>common</w:t>
-      </w:r>
-      <w:r>
-        <w:rPr>
-          <w:rFonts w:cs="Calibri"/>
-        </w:rPr>
-        <w:t xml:space="preserve"> algorithmic techniques</w:t>
-      </w:r>
-      <w:r>
-        <w:rPr>
-          <w:rFonts w:cs="Calibri"/>
-        </w:rPr>
-        <w:t xml:space="preserve">, </w:t>
-      </w:r>
-      <w:r>
-        <w:rPr>
-          <w:rFonts w:cs="Calibri"/>
-        </w:rPr>
-        <w:t>through scribe notes</w:t>
+        <w:t>Break down common algorithmic techniques to compose formal academic documentation mirroring research publication standards, through scribe notes.</w:t>
       </w:r>
     </w:p>
     <w:p>
@@ -588,6 +528,7 @@
         <w:pStyle w:val="Heading3"/>
       </w:pPr>
       <w:r>
+        <w:lastRenderedPageBreak/>
         <w:t>Textbook and/or Resource Materials</w:t>
       </w:r>
     </w:p>
@@ -626,7 +567,6 @@
         <w:rPr>
           <w:i/>
         </w:rPr>
-        <w:lastRenderedPageBreak/>
         <w:t>Online resource:</w:t>
       </w:r>
     </w:p>
@@ -1460,6 +1400,7 @@
               <w:rPr>
                 <w:i/>
               </w:rPr>
+              <w:lastRenderedPageBreak/>
               <w:t>9</w:t>
             </w:r>
           </w:p>
@@ -1566,7 +1507,6 @@
               <w:rPr>
                 <w:i/>
               </w:rPr>
-              <w:lastRenderedPageBreak/>
               <w:t>11</w:t>
             </w:r>
           </w:p>
@@ -2065,7 +2005,6 @@
         <w:pStyle w:val="Heading3"/>
       </w:pPr>
       <w:r>
-        <w:lastRenderedPageBreak/>
         <w:t>Academic Integrity Statement and Policy</w:t>
       </w:r>
     </w:p>
@@ -2339,17 +2278,17 @@
     </w:p>
     <w:p>
       <w:r>
-        <w:t>Texas A&amp;M University is committed to fostering a learning environment that is safe and productive for all. University policies and federal and state laws prohibit gender-based discrimination and sexual harassment, including sexual assault, sexual exploitation, domestic violence, dating violence, and stalking.</w:t>
+        <w:t xml:space="preserve">Texas A&amp;M University is committed to fostering a learning environment that is safe and productive for all. University policies and federal and state laws prohibit gender-based discrimination and sexual </w:t>
+      </w:r>
+      <w:r>
+        <w:lastRenderedPageBreak/>
+        <w:t>harassment, including sexual assault, sexual exploitation, domestic violence, dating violence, and stalking.</w:t>
       </w:r>
     </w:p>
     <w:p/>
     <w:p>
       <w:r>
-        <w:t xml:space="preserve">With the exception of some medical and mental health providers, all university employees (including full and part-time faculty, staff, paid graduate assistants, student workers, etc.) are Mandatory Reporters </w:t>
-      </w:r>
-      <w:r>
-        <w:lastRenderedPageBreak/>
-        <w:t xml:space="preserve">and must report to the Title IX Office if the employee experiences, observes, or becomes aware of an incident that meets the following conditions (see </w:t>
+        <w:t xml:space="preserve">With the exception of some medical and mental health providers, all university employees (including full and part-time faculty, staff, paid graduate assistants, student workers, etc.) are Mandatory Reporters and must report to the Title IX Office if the employee experiences, observes, or becomes aware of an incident that meets the following conditions (see </w:t>
       </w:r>
       <w:hyperlink r:id="rId21" w:history="1">
         <w:r>
@@ -2679,7 +2618,14 @@
         <w:rPr>
           <w:i/>
         </w:rPr>
-        <w:t xml:space="preserve">call the TAMU Helpline (979-845-2700) from 4:00 p.m. to 8:00 a.m. weekdays and 24 hours on weekends. 24-hour emergency help is also available through the National Suicide Prevention Hotline (800-273-8255) or at </w:t>
+        <w:t>call the TAMU Helpline (979-845-2700) from 4:00 p.m. to 8:00 a.m. weekdays and 24 hours on weekends. 24-</w:t>
+      </w:r>
+      <w:r>
+        <w:rPr>
+          <w:i/>
+        </w:rPr>
+        <w:lastRenderedPageBreak/>
+        <w:t xml:space="preserve">hour emergency help is also available through the National Suicide Prevention Hotline (800-273-8255) or at </w:t>
       </w:r>
       <w:hyperlink r:id="rId26" w:history="1">
         <w:r>
@@ -2737,14 +2683,7 @@
         <w:rPr>
           <w:i/>
         </w:rPr>
-        <w:t xml:space="preserve"> for more information. For 24-hour emergency assistance during nights and </w:t>
-      </w:r>
-      <w:r>
-        <w:rPr>
-          <w:i/>
-        </w:rPr>
-        <w:lastRenderedPageBreak/>
-        <w:t xml:space="preserve">weekends, contact the TAMUG Police Dept at (409) 740-4545. 24-hour emergency help is also available through the National Suicide Prevention Hotline (800-273-8255) or at </w:t>
+        <w:t xml:space="preserve"> for more information. For 24-hour emergency assistance during nights and weekends, contact the TAMUG Police Dept at (409) 740-4545. 24-hour emergency help is also available through the National Suicide Prevention Hotline (800-273-8255) or at </w:t>
       </w:r>
       <w:hyperlink r:id="rId28" w:history="1">
         <w:r>
@@ -2942,7 +2881,7 @@
 </file>
 
 <file path=word/endnotes.xml><?xml version="1.0" encoding="utf-8"?>
-<w:endnotes xmlns:wpc="http://schemas.microsoft.com/office/word/2010/wordprocessingCanvas" xmlns:cx="http://schemas.microsoft.com/office/drawing/2014/chartex" xmlns:cx1="http://schemas.microsoft.com/office/drawing/2015/9/8/chartex" xmlns:cx2="http://schemas.microsoft.com/office/drawing/2015/10/21/chartex" xmlns:cx3="http://schemas.microsoft.com/office/drawing/2016/5/9/chartex" xmlns:cx4="http://schemas.microsoft.com/office/drawing/2016/5/10/chartex" xmlns:cx5="http://schemas.microsoft.com/office/drawing/2016/5/11/chartex" xmlns:cx6="http://schemas.microsoft.com/office/drawing/2016/5/12/chartex" xmlns:cx7="http://schemas.microsoft.com/office/drawing/2016/5/13/chartex" xmlns:cx8="http://schemas.microsoft.com/office/drawing/2016/5/14/chartex" xmlns:mc="http://schemas.openxmlformats.org/markup-compatibility/2006" xmlns:aink="http://schemas.microsoft.com/office/drawing/2016/ink" xmlns:am3d="http://schemas.microsoft.com/office/drawing/2017/model3d" xmlns:o="urn:schemas-microsoft-com:office:office" xmlns:oel="http://schemas.microsoft.com/office/2019/extlst" xmlns:r="http://schemas.openxmlformats.org/officeDocument/2006/relationships" xmlns:m="http://schemas.openxmlformats.org/officeDocument/2006/math" xmlns:v="urn:schemas-microsoft-com:vml" xmlns:wp14="http://schemas.microsoft.com/office/word/2010/wordprocessingDrawing" xmlns:wp="http://schemas.openxmlformats.org/drawingml/2006/wordprocessingDrawing" xmlns:w10="urn:schemas-microsoft-com:office:word" xmlns:w="http://schemas.openxmlformats.org/wordprocessingml/2006/main" xmlns:w14="http://schemas.microsoft.com/office/word/2010/wordml" xmlns:w15="http://schemas.microsoft.com/office/word/2012/wordml" xmlns:w16cex="http://schemas.microsoft.com/office/word/2018/wordml/cex" xmlns:w16cid="http://schemas.microsoft.com/office/word/2016/wordml/cid" xmlns:w16="http://schemas.microsoft.com/office/word/2018/wordml" xmlns:w16du="http://schemas.microsoft.com/office/word/2023/wordml/word16du" xmlns:w16sdtdh="http://schemas.microsoft.com/office/word/2020/wordml/sdtdatahash" xmlns:w16sdtfl="http://schemas.microsoft.com/office/word/2024/wordml/sdtformatlock" xmlns:w16se="http://schemas.microsoft.com/office/word/2015/wordml/symex" xmlns:wpg="http://schemas.microsoft.com/office/word/2010/wordprocessingGroup" xmlns:wpi="http://schemas.microsoft.com/office/word/2010/wordprocessingInk" xmlns:wne="http://schemas.microsoft.com/office/word/2006/wordml" xmlns:wps="http://schemas.microsoft.com/office/word/2010/wordprocessingShape" mc:Ignorable="w14 w15 w16se w16cid w16 w16cex w16sdtdh w16sdtfl w16du wp14">
+<w:endnotes xmlns:wpc="http://schemas.microsoft.com/office/word/2010/wordprocessingCanvas" xmlns:cx="http://schemas.microsoft.com/office/drawing/2014/chartex" xmlns:cx1="http://schemas.microsoft.com/office/drawing/2015/9/8/chartex" xmlns:cx2="http://schemas.microsoft.com/office/drawing/2015/10/21/chartex" xmlns:cx3="http://schemas.microsoft.com/office/drawing/2016/5/9/chartex" xmlns:cx4="http://schemas.microsoft.com/office/drawing/2016/5/10/chartex" xmlns:cx5="http://schemas.microsoft.com/office/drawing/2016/5/11/chartex" xmlns:cx6="http://schemas.microsoft.com/office/drawing/2016/5/12/chartex" xmlns:cx7="http://schemas.microsoft.com/office/drawing/2016/5/13/chartex" xmlns:cx8="http://schemas.microsoft.com/office/drawing/2016/5/14/chartex" xmlns:mc="http://schemas.openxmlformats.org/markup-compatibility/2006" xmlns:aink="http://schemas.microsoft.com/office/drawing/2016/ink" xmlns:am3d="http://schemas.microsoft.com/office/drawing/2017/model3d" xmlns:o="urn:schemas-microsoft-com:office:office" xmlns:oel="http://schemas.microsoft.com/office/2019/extlst" xmlns:r="http://schemas.openxmlformats.org/officeDocument/2006/relationships" xmlns:m="http://schemas.openxmlformats.org/officeDocument/2006/math" xmlns:v="urn:schemas-microsoft-com:vml" xmlns:wp14="http://schemas.microsoft.com/office/word/2010/wordprocessingDrawing" xmlns:wp="http://schemas.openxmlformats.org/drawingml/2006/wordprocessingDrawing" xmlns:w10="urn:schemas-microsoft-com:office:word" xmlns:w="http://schemas.openxmlformats.org/wordprocessingml/2006/main" xmlns:w14="http://schemas.microsoft.com/office/word/2010/wordml" xmlns:w15="http://schemas.microsoft.com/office/word/2012/wordml" xmlns:w16cei="http://schemas.microsoft.com/office/word/2026/wordml/cei" xmlns:w16cex="http://schemas.microsoft.com/office/word/2018/wordml/cex" xmlns:w16cid="http://schemas.microsoft.com/office/word/2016/wordml/cid" xmlns:w16="http://schemas.microsoft.com/office/word/2018/wordml" xmlns:w16du="http://schemas.microsoft.com/office/word/2023/wordml/word16du" xmlns:w16sdtdh="http://schemas.microsoft.com/office/word/2020/wordml/sdtdatahash" xmlns:w16sdtfl="http://schemas.microsoft.com/office/word/2024/wordml/sdtformatlock" xmlns:w16se="http://schemas.microsoft.com/office/word/2015/wordml/symex" xmlns:wpg="http://schemas.microsoft.com/office/word/2010/wordprocessingGroup" xmlns:wpi="http://schemas.microsoft.com/office/word/2010/wordprocessingInk" xmlns:wne="http://schemas.microsoft.com/office/word/2006/wordml" xmlns:wps="http://schemas.microsoft.com/office/word/2010/wordprocessingShape" mc:Ignorable="w14 w15 w16se w16cid w16 w16cex w16sdtdh w16sdtfl w16du wp14">
   <w:endnote w:type="separator" w:id="-1">
     <w:p>
       <w:r>
@@ -2961,7 +2900,7 @@
 </file>
 
 <file path=word/footer1.xml><?xml version="1.0" encoding="utf-8"?>
-<w:ftr xmlns:wpc="http://schemas.microsoft.com/office/word/2010/wordprocessingCanvas" xmlns:cx="http://schemas.microsoft.com/office/drawing/2014/chartex" xmlns:cx1="http://schemas.microsoft.com/office/drawing/2015/9/8/chartex" xmlns:cx2="http://schemas.microsoft.com/office/drawing/2015/10/21/chartex" xmlns:cx3="http://schemas.microsoft.com/office/drawing/2016/5/9/chartex" xmlns:cx4="http://schemas.microsoft.com/office/drawing/2016/5/10/chartex" xmlns:cx5="http://schemas.microsoft.com/office/drawing/2016/5/11/chartex" xmlns:cx6="http://schemas.microsoft.com/office/drawing/2016/5/12/chartex" xmlns:cx7="http://schemas.microsoft.com/office/drawing/2016/5/13/chartex" xmlns:cx8="http://schemas.microsoft.com/office/drawing/2016/5/14/chartex" xmlns:mc="http://schemas.openxmlformats.org/markup-compatibility/2006" xmlns:aink="http://schemas.microsoft.com/office/drawing/2016/ink" xmlns:am3d="http://schemas.microsoft.com/office/drawing/2017/model3d" xmlns:o="urn:schemas-microsoft-com:office:office" xmlns:oel="http://schemas.microsoft.com/office/2019/extlst" xmlns:r="http://schemas.openxmlformats.org/officeDocument/2006/relationships" xmlns:m="http://schemas.openxmlformats.org/officeDocument/2006/math" xmlns:v="urn:schemas-microsoft-com:vml" xmlns:wp14="http://schemas.microsoft.com/office/word/2010/wordprocessingDrawing" xmlns:wp="http://schemas.openxmlformats.org/drawingml/2006/wordprocessingDrawing" xmlns:w10="urn:schemas-microsoft-com:office:word" xmlns:w="http://schemas.openxmlformats.org/wordprocessingml/2006/main" xmlns:w14="http://schemas.microsoft.com/office/word/2010/wordml" xmlns:w15="http://schemas.microsoft.com/office/word/2012/wordml" xmlns:w16cex="http://schemas.microsoft.com/office/word/2018/wordml/cex" xmlns:w16cid="http://schemas.microsoft.com/office/word/2016/wordml/cid" xmlns:w16="http://schemas.microsoft.com/office/word/2018/wordml" xmlns:w16du="http://schemas.microsoft.com/office/word/2023/wordml/word16du" xmlns:w16sdtdh="http://schemas.microsoft.com/office/word/2020/wordml/sdtdatahash" xmlns:w16sdtfl="http://schemas.microsoft.com/office/word/2024/wordml/sdtformatlock" xmlns:w16se="http://schemas.microsoft.com/office/word/2015/wordml/symex" xmlns:wpg="http://schemas.microsoft.com/office/word/2010/wordprocessingGroup" xmlns:wpi="http://schemas.microsoft.com/office/word/2010/wordprocessingInk" xmlns:wne="http://schemas.microsoft.com/office/word/2006/wordml" xmlns:wps="http://schemas.microsoft.com/office/word/2010/wordprocessingShape" mc:Ignorable="w14 w15 w16se w16cid w16 w16cex w16sdtdh w16sdtfl w16du wp14">
+<w:ftr xmlns:wpc="http://schemas.microsoft.com/office/word/2010/wordprocessingCanvas" xmlns:cx="http://schemas.microsoft.com/office/drawing/2014/chartex" xmlns:cx1="http://schemas.microsoft.com/office/drawing/2015/9/8/chartex" xmlns:cx2="http://schemas.microsoft.com/office/drawing/2015/10/21/chartex" xmlns:cx3="http://schemas.microsoft.com/office/drawing/2016/5/9/chartex" xmlns:cx4="http://schemas.microsoft.com/office/drawing/2016/5/10/chartex" xmlns:cx5="http://schemas.microsoft.com/office/drawing/2016/5/11/chartex" xmlns:cx6="http://schemas.microsoft.com/office/drawing/2016/5/12/chartex" xmlns:cx7="http://schemas.microsoft.com/office/drawing/2016/5/13/chartex" xmlns:cx8="http://schemas.microsoft.com/office/drawing/2016/5/14/chartex" xmlns:mc="http://schemas.openxmlformats.org/markup-compatibility/2006" xmlns:aink="http://schemas.microsoft.com/office/drawing/2016/ink" xmlns:am3d="http://schemas.microsoft.com/office/drawing/2017/model3d" xmlns:o="urn:schemas-microsoft-com:office:office" xmlns:oel="http://schemas.microsoft.com/office/2019/extlst" xmlns:r="http://schemas.openxmlformats.org/officeDocument/2006/relationships" xmlns:m="http://schemas.openxmlformats.org/officeDocument/2006/math" xmlns:v="urn:schemas-microsoft-com:vml" xmlns:wp14="http://schemas.microsoft.com/office/word/2010/wordprocessingDrawing" xmlns:wp="http://schemas.openxmlformats.org/drawingml/2006/wordprocessingDrawing" xmlns:w10="urn:schemas-microsoft-com:office:word" xmlns:w="http://schemas.openxmlformats.org/wordprocessingml/2006/main" xmlns:w14="http://schemas.microsoft.com/office/word/2010/wordml" xmlns:w15="http://schemas.microsoft.com/office/word/2012/wordml" xmlns:w16cei="http://schemas.microsoft.com/office/word/2026/wordml/cei" xmlns:w16cex="http://schemas.microsoft.com/office/word/2018/wordml/cex" xmlns:w16cid="http://schemas.microsoft.com/office/word/2016/wordml/cid" xmlns:w16="http://schemas.microsoft.com/office/word/2018/wordml" xmlns:w16du="http://schemas.microsoft.com/office/word/2023/wordml/word16du" xmlns:w16sdtdh="http://schemas.microsoft.com/office/word/2020/wordml/sdtdatahash" xmlns:w16sdtfl="http://schemas.microsoft.com/office/word/2024/wordml/sdtformatlock" xmlns:w16se="http://schemas.microsoft.com/office/word/2015/wordml/symex" xmlns:wpg="http://schemas.microsoft.com/office/word/2010/wordprocessingGroup" xmlns:wpi="http://schemas.microsoft.com/office/word/2010/wordprocessingInk" xmlns:wne="http://schemas.microsoft.com/office/word/2006/wordml" xmlns:wps="http://schemas.microsoft.com/office/word/2010/wordprocessingShape" mc:Ignorable="w14 w15 w16se w16cid w16 w16cex w16sdtdh w16sdtfl w16du wp14">
   <w:sdt>
     <w:sdtPr>
       <w:rPr>
@@ -3066,7 +3005,7 @@
                 </mc:Choice>
                 <mc:Fallback>
                   <w:pict>
-                    <v:line w14:anchorId="2410BE47" id="Straight Connector 3" o:spid="_x0000_s1026" alt="Title: decorative maroon border line - Description: decorative maroon border line" style="visibility:visible;mso-wrap-style:square;mso-left-percent:-10001;mso-top-percent:-10001;mso-position-horizontal:absolute;mso-position-horizontal-relative:char;mso-position-vertical:absolute;mso-position-vertical-relative:line;mso-left-percent:-10001;mso-top-percent:-10001" from="0,0" to="468pt,0" o:gfxdata="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" strokecolor="#500000" strokeweight="1.5pt">
+                    <v:line w14:anchorId="6243AF4F" id="Straight Connector 3" o:spid="_x0000_s1026" alt="Title: decorative maroon border line - Description: decorative maroon border line" style="visibility:visible;mso-wrap-style:square;mso-left-percent:-10001;mso-top-percent:-10001;mso-position-horizontal:absolute;mso-position-horizontal-relative:char;mso-position-vertical:absolute;mso-position-vertical-relative:line;mso-left-percent:-10001;mso-top-percent:-10001" from="0,0" to="468pt,0" o:gfxdata="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" strokecolor="#500000" strokeweight="1.5pt">
                       <v:stroke joinstyle="miter"/>
                       <w10:anchorlock/>
                     </v:line>
@@ -3212,7 +3151,7 @@
 </file>
 
 <file path=word/footnotes.xml><?xml version="1.0" encoding="utf-8"?>
-<w:footnotes xmlns:wpc="http://schemas.microsoft.com/office/word/2010/wordprocessingCanvas" xmlns:cx="http://schemas.microsoft.com/office/drawing/2014/chartex" xmlns:cx1="http://schemas.microsoft.com/office/drawing/2015/9/8/chartex" xmlns:cx2="http://schemas.microsoft.com/office/drawing/2015/10/21/chartex" xmlns:cx3="http://schemas.microsoft.com/office/drawing/2016/5/9/chartex" xmlns:cx4="http://schemas.microsoft.com/office/drawing/2016/5/10/chartex" xmlns:cx5="http://schemas.microsoft.com/office/drawing/2016/5/11/chartex" xmlns:cx6="http://schemas.microsoft.com/office/drawing/2016/5/12/chartex" xmlns:cx7="http://schemas.microsoft.com/office/drawing/2016/5/13/chartex" xmlns:cx8="http://schemas.microsoft.com/office/drawing/2016/5/14/chartex" xmlns:mc="http://schemas.openxmlformats.org/markup-compatibility/2006" xmlns:aink="http://schemas.microsoft.com/office/drawing/2016/ink" xmlns:am3d="http://schemas.microsoft.com/office/drawing/2017/model3d" xmlns:o="urn:schemas-microsoft-com:office:office" xmlns:oel="http://schemas.microsoft.com/office/2019/extlst" xmlns:r="http://schemas.openxmlformats.org/officeDocument/2006/relationships" xmlns:m="http://schemas.openxmlformats.org/officeDocument/2006/math" xmlns:v="urn:schemas-microsoft-com:vml" xmlns:wp14="http://schemas.microsoft.com/office/word/2010/wordprocessingDrawing" xmlns:wp="http://schemas.openxmlformats.org/drawingml/2006/wordprocessingDrawing" xmlns:w10="urn:schemas-microsoft-com:office:word" xmlns:w="http://schemas.openxmlformats.org/wordprocessingml/2006/main" xmlns:w14="http://schemas.microsoft.com/office/word/2010/wordml" xmlns:w15="http://schemas.microsoft.com/office/word/2012/wordml" xmlns:w16cex="http://schemas.microsoft.com/office/word/2018/wordml/cex" xmlns:w16cid="http://schemas.microsoft.com/office/word/2016/wordml/cid" xmlns:w16="http://schemas.microsoft.com/office/word/2018/wordml" xmlns:w16du="http://schemas.microsoft.com/office/word/2023/wordml/word16du" xmlns:w16sdtdh="http://schemas.microsoft.com/office/word/2020/wordml/sdtdatahash" xmlns:w16sdtfl="http://schemas.microsoft.com/office/word/2024/wordml/sdtformatlock" xmlns:w16se="http://schemas.microsoft.com/office/word/2015/wordml/symex" xmlns:wpg="http://schemas.microsoft.com/office/word/2010/wordprocessingGroup" xmlns:wpi="http://schemas.microsoft.com/office/word/2010/wordprocessingInk" xmlns:wne="http://schemas.microsoft.com/office/word/2006/wordml" xmlns:wps="http://schemas.microsoft.com/office/word/2010/wordprocessingShape" mc:Ignorable="w14 w15 w16se w16cid w16 w16cex w16sdtdh w16sdtfl w16du wp14">
+<w:footnotes xmlns:wpc="http://schemas.microsoft.com/office/word/2010/wordprocessingCanvas" xmlns:cx="http://schemas.microsoft.com/office/drawing/2014/chartex" xmlns:cx1="http://schemas.microsoft.com/office/drawing/2015/9/8/chartex" xmlns:cx2="http://schemas.microsoft.com/office/drawing/2015/10/21/chartex" xmlns:cx3="http://schemas.microsoft.com/office/drawing/2016/5/9/chartex" xmlns:cx4="http://schemas.microsoft.com/office/drawing/2016/5/10/chartex" xmlns:cx5="http://schemas.microsoft.com/office/drawing/2016/5/11/chartex" xmlns:cx6="http://schemas.microsoft.com/office/drawing/2016/5/12/chartex" xmlns:cx7="http://schemas.microsoft.com/office/drawing/2016/5/13/chartex" xmlns:cx8="http://schemas.microsoft.com/office/drawing/2016/5/14/chartex" xmlns:mc="http://schemas.openxmlformats.org/markup-compatibility/2006" xmlns:aink="http://schemas.microsoft.com/office/drawing/2016/ink" xmlns:am3d="http://schemas.microsoft.com/office/drawing/2017/model3d" xmlns:o="urn:schemas-microsoft-com:office:office" xmlns:oel="http://schemas.microsoft.com/office/2019/extlst" xmlns:r="http://schemas.openxmlformats.org/officeDocument/2006/relationships" xmlns:m="http://schemas.openxmlformats.org/officeDocument/2006/math" xmlns:v="urn:schemas-microsoft-com:vml" xmlns:wp14="http://schemas.microsoft.com/office/word/2010/wordprocessingDrawing" xmlns:wp="http://schemas.openxmlformats.org/drawingml/2006/wordprocessingDrawing" xmlns:w10="urn:schemas-microsoft-com:office:word" xmlns:w="http://schemas.openxmlformats.org/wordprocessingml/2006/main" xmlns:w14="http://schemas.microsoft.com/office/word/2010/wordml" xmlns:w15="http://schemas.microsoft.com/office/word/2012/wordml" xmlns:w16cei="http://schemas.microsoft.com/office/word/2026/wordml/cei" xmlns:w16cex="http://schemas.microsoft.com/office/word/2018/wordml/cex" xmlns:w16cid="http://schemas.microsoft.com/office/word/2016/wordml/cid" xmlns:w16="http://schemas.microsoft.com/office/word/2018/wordml" xmlns:w16du="http://schemas.microsoft.com/office/word/2023/wordml/word16du" xmlns:w16sdtdh="http://schemas.microsoft.com/office/word/2020/wordml/sdtdatahash" xmlns:w16sdtfl="http://schemas.microsoft.com/office/word/2024/wordml/sdtformatlock" xmlns:w16se="http://schemas.microsoft.com/office/word/2015/wordml/symex" xmlns:wpg="http://schemas.microsoft.com/office/word/2010/wordprocessingGroup" xmlns:wpi="http://schemas.microsoft.com/office/word/2010/wordprocessingInk" xmlns:wne="http://schemas.microsoft.com/office/word/2006/wordml" xmlns:wps="http://schemas.microsoft.com/office/word/2010/wordprocessingShape" mc:Ignorable="w14 w15 w16se w16cid w16 w16cex w16sdtdh w16sdtfl w16du wp14">
   <w:footnote w:type="separator" w:id="-1">
     <w:p>
       <w:r>
@@ -3231,7 +3170,7 @@
 </file>
 
 <file path=word/header1.xml><?xml version="1.0" encoding="utf-8"?>
-<w:hdr xmlns:wpc="http://schemas.microsoft.com/office/word/2010/wordprocessingCanvas" xmlns:cx="http://schemas.microsoft.com/office/drawing/2014/chartex" xmlns:cx1="http://schemas.microsoft.com/office/drawing/2015/9/8/chartex" xmlns:cx2="http://schemas.microsoft.com/office/drawing/2015/10/21/chartex" xmlns:cx3="http://schemas.microsoft.com/office/drawing/2016/5/9/chartex" xmlns:cx4="http://schemas.microsoft.com/office/drawing/2016/5/10/chartex" xmlns:cx5="http://schemas.microsoft.com/office/drawing/2016/5/11/chartex" xmlns:cx6="http://schemas.microsoft.com/office/drawing/2016/5/12/chartex" xmlns:cx7="http://schemas.microsoft.com/office/drawing/2016/5/13/chartex" xmlns:cx8="http://schemas.microsoft.com/office/drawing/2016/5/14/chartex" xmlns:mc="http://schemas.openxmlformats.org/markup-compatibility/2006" xmlns:aink="http://schemas.microsoft.com/office/drawing/2016/ink" xmlns:am3d="http://schemas.microsoft.com/office/drawing/2017/model3d" xmlns:o="urn:schemas-microsoft-com:office:office" xmlns:oel="http://schemas.microsoft.com/office/2019/extlst" xmlns:r="http://schemas.openxmlformats.org/officeDocument/2006/relationships" xmlns:m="http://schemas.openxmlformats.org/officeDocument/2006/math" xmlns:v="urn:schemas-microsoft-com:vml" xmlns:wp14="http://schemas.microsoft.com/office/word/2010/wordprocessingDrawing" xmlns:wp="http://schemas.openxmlformats.org/drawingml/2006/wordprocessingDrawing" xmlns:w10="urn:schemas-microsoft-com:office:word" xmlns:w="http://schemas.openxmlformats.org/wordprocessingml/2006/main" xmlns:w14="http://schemas.microsoft.com/office/word/2010/wordml" xmlns:w15="http://schemas.microsoft.com/office/word/2012/wordml" xmlns:w16cex="http://schemas.microsoft.com/office/word/2018/wordml/cex" xmlns:w16cid="http://schemas.microsoft.com/office/word/2016/wordml/cid" xmlns:w16="http://schemas.microsoft.com/office/word/2018/wordml" xmlns:w16du="http://schemas.microsoft.com/office/word/2023/wordml/word16du" xmlns:w16sdtdh="http://schemas.microsoft.com/office/word/2020/wordml/sdtdatahash" xmlns:w16sdtfl="http://schemas.microsoft.com/office/word/2024/wordml/sdtformatlock" xmlns:w16se="http://schemas.microsoft.com/office/word/2015/wordml/symex" xmlns:wpg="http://schemas.microsoft.com/office/word/2010/wordprocessingGroup" xmlns:wpi="http://schemas.microsoft.com/office/word/2010/wordprocessingInk" xmlns:wne="http://schemas.microsoft.com/office/word/2006/wordml" xmlns:wps="http://schemas.microsoft.com/office/word/2010/wordprocessingShape" mc:Ignorable="w14 w15 w16se w16cid w16 w16cex w16sdtdh w16sdtfl w16du wp14">
+<w:hdr xmlns:wpc="http://schemas.microsoft.com/office/word/2010/wordprocessingCanvas" xmlns:cx="http://schemas.microsoft.com/office/drawing/2014/chartex" xmlns:cx1="http://schemas.microsoft.com/office/drawing/2015/9/8/chartex" xmlns:cx2="http://schemas.microsoft.com/office/drawing/2015/10/21/chartex" xmlns:cx3="http://schemas.microsoft.com/office/drawing/2016/5/9/chartex" xmlns:cx4="http://schemas.microsoft.com/office/drawing/2016/5/10/chartex" xmlns:cx5="http://schemas.microsoft.com/office/drawing/2016/5/11/chartex" xmlns:cx6="http://schemas.microsoft.com/office/drawing/2016/5/12/chartex" xmlns:cx7="http://schemas.microsoft.com/office/drawing/2016/5/13/chartex" xmlns:cx8="http://schemas.microsoft.com/office/drawing/2016/5/14/chartex" xmlns:mc="http://schemas.openxmlformats.org/markup-compatibility/2006" xmlns:aink="http://schemas.microsoft.com/office/drawing/2016/ink" xmlns:am3d="http://schemas.microsoft.com/office/drawing/2017/model3d" xmlns:o="urn:schemas-microsoft-com:office:office" xmlns:oel="http://schemas.microsoft.com/office/2019/extlst" xmlns:r="http://schemas.openxmlformats.org/officeDocument/2006/relationships" xmlns:m="http://schemas.openxmlformats.org/officeDocument/2006/math" xmlns:v="urn:schemas-microsoft-com:vml" xmlns:wp14="http://schemas.microsoft.com/office/word/2010/wordprocessingDrawing" xmlns:wp="http://schemas.openxmlformats.org/drawingml/2006/wordprocessingDrawing" xmlns:w10="urn:schemas-microsoft-com:office:word" xmlns:w="http://schemas.openxmlformats.org/wordprocessingml/2006/main" xmlns:w14="http://schemas.microsoft.com/office/word/2010/wordml" xmlns:w15="http://schemas.microsoft.com/office/word/2012/wordml" xmlns:w16cei="http://schemas.microsoft.com/office/word/2026/wordml/cei" xmlns:w16cex="http://schemas.microsoft.com/office/word/2018/wordml/cex" xmlns:w16cid="http://schemas.microsoft.com/office/word/2016/wordml/cid" xmlns:w16="http://schemas.microsoft.com/office/word/2018/wordml" xmlns:w16du="http://schemas.microsoft.com/office/word/2023/wordml/word16du" xmlns:w16sdtdh="http://schemas.microsoft.com/office/word/2020/wordml/sdtdatahash" xmlns:w16sdtfl="http://schemas.microsoft.com/office/word/2024/wordml/sdtformatlock" xmlns:w16se="http://schemas.microsoft.com/office/word/2015/wordml/symex" xmlns:wpg="http://schemas.microsoft.com/office/word/2010/wordprocessingGroup" xmlns:wpi="http://schemas.microsoft.com/office/word/2010/wordprocessingInk" xmlns:wne="http://schemas.microsoft.com/office/word/2006/wordml" xmlns:wps="http://schemas.microsoft.com/office/word/2010/wordprocessingShape" mc:Ignorable="w14 w15 w16se w16cid w16 w16cex w16sdtdh w16sdtfl w16du wp14">
   <w:p>
     <w:pPr>
       <w:pStyle w:val="Header"/>
@@ -3361,7 +3300,7 @@
         </mc:Choice>
         <mc:Fallback>
           <w:pict>
-            <v:line w14:anchorId="33660F8B" id="Straight Connector 2" o:spid="_x0000_s1026" alt="Title: decorative maroon border line - Description: decorative maroon border line" style="visibility:visible;mso-wrap-style:square;mso-left-percent:-10001;mso-top-percent:-10001;mso-position-horizontal:absolute;mso-position-horizontal-relative:char;mso-position-vertical:absolute;mso-position-vertical-relative:line;mso-left-percent:-10001;mso-top-percent:-10001" from="0,0" to="468pt,0" o:gfxdata="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" strokecolor="#500000" strokeweight="1.5pt">
+            <v:line w14:anchorId="60E845C3" id="Straight Connector 2" o:spid="_x0000_s1026" alt="Title: decorative maroon border line - Description: decorative maroon border line" style="visibility:visible;mso-wrap-style:square;mso-left-percent:-10001;mso-top-percent:-10001;mso-position-horizontal:absolute;mso-position-horizontal-relative:char;mso-position-vertical:absolute;mso-position-vertical-relative:line;mso-left-percent:-10001;mso-top-percent:-10001" from="0,0" to="468pt,0" o:gfxdata="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" strokecolor="#500000" strokeweight="1.5pt">
               <v:stroke joinstyle="miter"/>
               <w10:anchorlock/>
             </v:line>
@@ -3379,8 +3318,29 @@
 </file>
 
 <file path=word/numbering.xml><?xml version="1.0" encoding="utf-8"?>
-<w:numbering xmlns:wpc="http://schemas.microsoft.com/office/word/2010/wordprocessingCanvas" xmlns:cx="http://schemas.microsoft.com/office/drawing/2014/chartex" xmlns:cx1="http://schemas.microsoft.com/office/drawing/2015/9/8/chartex" xmlns:cx2="http://schemas.microsoft.com/office/drawing/2015/10/21/chartex" xmlns:cx3="http://schemas.microsoft.com/office/drawing/2016/5/9/chartex" xmlns:cx4="http://schemas.microsoft.com/office/drawing/2016/5/10/chartex" xmlns:cx5="http://schemas.microsoft.com/office/drawing/2016/5/11/chartex" xmlns:cx6="http://schemas.microsoft.com/office/drawing/2016/5/12/chartex" xmlns:cx7="http://schemas.microsoft.com/office/drawing/2016/5/13/chartex" xmlns:cx8="http://schemas.microsoft.com/office/drawing/2016/5/14/chartex" xmlns:mc="http://schemas.openxmlformats.org/markup-compatibility/2006" xmlns:aink="http://schemas.microsoft.com/office/drawing/2016/ink" xmlns:am3d="http://schemas.microsoft.com/office/drawing/2017/model3d" xmlns:o="urn:schemas-microsoft-com:office:office" xmlns:oel="http://schemas.microsoft.com/office/2019/extlst" xmlns:r="http://schemas.openxmlformats.org/officeDocument/2006/relationships" xmlns:m="http://schemas.openxmlformats.org/officeDocument/2006/math" xmlns:v="urn:schemas-microsoft-com:vml" xmlns:wp14="http://schemas.microsoft.com/office/word/2010/wordprocessingDrawing" xmlns:wp="http://schemas.openxmlformats.org/drawingml/2006/wordprocessingDrawing" xmlns:w10="urn:schemas-microsoft-com:office:word" xmlns:w="http://schemas.openxmlformats.org/wordprocessingml/2006/main" xmlns:w14="http://schemas.microsoft.com/office/word/2010/wordml" xmlns:w15="http://schemas.microsoft.com/office/word/2012/wordml" xmlns:w16cex="http://schemas.microsoft.com/office/word/2018/wordml/cex" xmlns:w16cid="http://schemas.microsoft.com/office/word/2016/wordml/cid" xmlns:w16="http://schemas.microsoft.com/office/word/2018/wordml" xmlns:w16du="http://schemas.microsoft.com/office/word/2023/wordml/word16du" xmlns:w16sdtdh="http://schemas.microsoft.com/office/word/2020/wordml/sdtdatahash" xmlns:w16sdtfl="http://schemas.microsoft.com/office/word/2024/wordml/sdtformatlock" xmlns:w16se="http://schemas.microsoft.com/office/word/2015/wordml/symex" xmlns:wpg="http://schemas.microsoft.com/office/word/2010/wordprocessingGroup" xmlns:wpi="http://schemas.microsoft.com/office/word/2010/wordprocessingInk" xmlns:wne="http://schemas.microsoft.com/office/word/2006/wordml" xmlns:wps="http://schemas.microsoft.com/office/word/2010/wordprocessingShape" mc:Ignorable="w14 w15 w16se w16cid w16 w16cex w16sdtdh w16sdtfl w16du wp14">
+<w:numbering xmlns:wpc="http://schemas.microsoft.com/office/word/2010/wordprocessingCanvas" xmlns:cx="http://schemas.microsoft.com/office/drawing/2014/chartex" xmlns:cx1="http://schemas.microsoft.com/office/drawing/2015/9/8/chartex" xmlns:cx2="http://schemas.microsoft.com/office/drawing/2015/10/21/chartex" xmlns:cx3="http://schemas.microsoft.com/office/drawing/2016/5/9/chartex" xmlns:cx4="http://schemas.microsoft.com/office/drawing/2016/5/10/chartex" xmlns:cx5="http://schemas.microsoft.com/office/drawing/2016/5/11/chartex" xmlns:cx6="http://schemas.microsoft.com/office/drawing/2016/5/12/chartex" xmlns:cx7="http://schemas.microsoft.com/office/drawing/2016/5/13/chartex" xmlns:cx8="http://schemas.microsoft.com/office/drawing/2016/5/14/chartex" xmlns:mc="http://schemas.openxmlformats.org/markup-compatibility/2006" xmlns:aink="http://schemas.microsoft.com/office/drawing/2016/ink" xmlns:am3d="http://schemas.microsoft.com/office/drawing/2017/model3d" xmlns:o="urn:schemas-microsoft-com:office:office" xmlns:oel="http://schemas.microsoft.com/office/2019/extlst" xmlns:r="http://schemas.openxmlformats.org/officeDocument/2006/relationships" xmlns:m="http://schemas.openxmlformats.org/officeDocument/2006/math" xmlns:v="urn:schemas-microsoft-com:vml" xmlns:wp14="http://schemas.microsoft.com/office/word/2010/wordprocessingDrawing" xmlns:wp="http://schemas.openxmlformats.org/drawingml/2006/wordprocessingDrawing" xmlns:w10="urn:schemas-microsoft-com:office:word" xmlns:w="http://schemas.openxmlformats.org/wordprocessingml/2006/main" xmlns:w14="http://schemas.microsoft.com/office/word/2010/wordml" xmlns:w15="http://schemas.microsoft.com/office/word/2012/wordml" xmlns:w16cei="http://schemas.microsoft.com/office/word/2026/wordml/cei" xmlns:w16cex="http://schemas.microsoft.com/office/word/2018/wordml/cex" xmlns:w16cid="http://schemas.microsoft.com/office/word/2016/wordml/cid" xmlns:w16="http://schemas.microsoft.com/office/word/2018/wordml" xmlns:w16du="http://schemas.microsoft.com/office/word/2023/wordml/word16du" xmlns:w16sdtdh="http://schemas.microsoft.com/office/word/2020/wordml/sdtdatahash" xmlns:w16sdtfl="http://schemas.microsoft.com/office/word/2024/wordml/sdtformatlock" xmlns:w16se="http://schemas.microsoft.com/office/word/2015/wordml/symex" xmlns:wpg="http://schemas.microsoft.com/office/word/2010/wordprocessingGroup" xmlns:wpi="http://schemas.microsoft.com/office/word/2010/wordprocessingInk" xmlns:wne="http://schemas.microsoft.com/office/word/2006/wordml" xmlns:wps="http://schemas.microsoft.com/office/word/2010/wordprocessingShape" mc:Ignorable="w14 w15 w16se w16cid w16 w16cex w16sdtdh w16sdtfl w16du wp14">
   <w:abstractNum w:abstractNumId="0" w15:restartNumberingAfterBreak="0">
+    <w:nsid w:val="FFFFFF89"/>
+    <w:multiLevelType w:val="singleLevel"/>
+    <w:tmpl w:val="9EBC3F48"/>
+    <w:lvl w:ilvl="0">
+      <w:start w:val="1"/>
+      <w:numFmt w:val="bullet"/>
+      <w:pStyle w:val="ListBullet"/>
+      <w:lvlText w:val=""/>
+      <w:lvlJc w:val="left"/>
+      <w:pPr>
+        <w:tabs>
+          <w:tab w:val="num" w:pos="360"/>
+        </w:tabs>
+        <w:ind w:left="360" w:hanging="360"/>
+      </w:pPr>
+      <w:rPr>
+        <w:rFonts w:ascii="Symbol" w:hAnsi="Symbol" w:hint="default"/>
+      </w:rPr>
+    </w:lvl>
+  </w:abstractNum>
+  <w:abstractNum w:abstractNumId="1" w15:restartNumberingAfterBreak="0">
     <w:nsid w:val="165A37E7"/>
     <w:multiLevelType w:val="hybridMultilevel"/>
     <w:tmpl w:val="8E00116A"/>
@@ -3493,7 +3453,7 @@
       </w:rPr>
     </w:lvl>
   </w:abstractNum>
-  <w:abstractNum w:abstractNumId="1" w15:restartNumberingAfterBreak="0">
+  <w:abstractNum w:abstractNumId="2" w15:restartNumberingAfterBreak="0">
     <w:nsid w:val="1C9D7B78"/>
     <w:multiLevelType w:val="hybridMultilevel"/>
     <w:tmpl w:val="87681D7C"/>
@@ -3606,7 +3566,7 @@
       </w:rPr>
     </w:lvl>
   </w:abstractNum>
-  <w:abstractNum w:abstractNumId="2" w15:restartNumberingAfterBreak="0">
+  <w:abstractNum w:abstractNumId="3" w15:restartNumberingAfterBreak="0">
     <w:nsid w:val="24516235"/>
     <w:multiLevelType w:val="hybridMultilevel"/>
     <w:tmpl w:val="AE78C400"/>
@@ -3719,7 +3679,7 @@
       </w:rPr>
     </w:lvl>
   </w:abstractNum>
-  <w:abstractNum w:abstractNumId="3" w15:restartNumberingAfterBreak="0">
+  <w:abstractNum w:abstractNumId="4" w15:restartNumberingAfterBreak="0">
     <w:nsid w:val="337B4243"/>
     <w:multiLevelType w:val="hybridMultilevel"/>
     <w:tmpl w:val="9860107A"/>
@@ -3805,7 +3765,7 @@
       </w:pPr>
     </w:lvl>
   </w:abstractNum>
-  <w:abstractNum w:abstractNumId="4" w15:restartNumberingAfterBreak="0">
+  <w:abstractNum w:abstractNumId="5" w15:restartNumberingAfterBreak="0">
     <w:nsid w:val="40FB165E"/>
     <w:multiLevelType w:val="hybridMultilevel"/>
     <w:tmpl w:val="4C5828F0"/>
@@ -3922,7 +3882,7 @@
       </w:rPr>
     </w:lvl>
   </w:abstractNum>
-  <w:abstractNum w:abstractNumId="5" w15:restartNumberingAfterBreak="0">
+  <w:abstractNum w:abstractNumId="6" w15:restartNumberingAfterBreak="0">
     <w:nsid w:val="534F3692"/>
     <w:multiLevelType w:val="hybridMultilevel"/>
     <w:tmpl w:val="602284D2"/>
@@ -4035,7 +3995,7 @@
       </w:rPr>
     </w:lvl>
   </w:abstractNum>
-  <w:abstractNum w:abstractNumId="6" w15:restartNumberingAfterBreak="0">
+  <w:abstractNum w:abstractNumId="7" w15:restartNumberingAfterBreak="0">
     <w:nsid w:val="5B4418B5"/>
     <w:multiLevelType w:val="hybridMultilevel"/>
     <w:tmpl w:val="083AD86E"/>
@@ -4147,7 +4107,7 @@
       </w:rPr>
     </w:lvl>
   </w:abstractNum>
-  <w:abstractNum w:abstractNumId="7" w15:restartNumberingAfterBreak="0">
+  <w:abstractNum w:abstractNumId="8" w15:restartNumberingAfterBreak="0">
     <w:nsid w:val="5F08763F"/>
     <w:multiLevelType w:val="hybridMultilevel"/>
     <w:tmpl w:val="209A098A"/>
@@ -4260,7 +4220,7 @@
       </w:rPr>
     </w:lvl>
   </w:abstractNum>
-  <w:abstractNum w:abstractNumId="8" w15:restartNumberingAfterBreak="0">
+  <w:abstractNum w:abstractNumId="9" w15:restartNumberingAfterBreak="0">
     <w:nsid w:val="62937CD7"/>
     <w:multiLevelType w:val="hybridMultilevel"/>
     <w:tmpl w:val="1862EADC"/>
@@ -4373,7 +4333,7 @@
       </w:rPr>
     </w:lvl>
   </w:abstractNum>
-  <w:abstractNum w:abstractNumId="9" w15:restartNumberingAfterBreak="0">
+  <w:abstractNum w:abstractNumId="10" w15:restartNumberingAfterBreak="0">
     <w:nsid w:val="74302075"/>
     <w:multiLevelType w:val="hybridMultilevel"/>
     <w:tmpl w:val="00086E8A"/>
@@ -4486,33 +4446,36 @@
     </w:lvl>
   </w:abstractNum>
   <w:num w:numId="1" w16cid:durableId="1037511300">
+    <w:abstractNumId w:val="7"/>
+  </w:num>
+  <w:num w:numId="2" w16cid:durableId="1039282517">
+    <w:abstractNumId w:val="9"/>
+  </w:num>
+  <w:num w:numId="3" w16cid:durableId="176388294">
+    <w:abstractNumId w:val="10"/>
+  </w:num>
+  <w:num w:numId="4" w16cid:durableId="707532155">
+    <w:abstractNumId w:val="8"/>
+  </w:num>
+  <w:num w:numId="5" w16cid:durableId="861892513">
+    <w:abstractNumId w:val="2"/>
+  </w:num>
+  <w:num w:numId="6" w16cid:durableId="168300785">
+    <w:abstractNumId w:val="4"/>
+  </w:num>
+  <w:num w:numId="7" w16cid:durableId="1831166939">
     <w:abstractNumId w:val="6"/>
   </w:num>
-  <w:num w:numId="2" w16cid:durableId="1039282517">
-    <w:abstractNumId w:val="8"/>
+  <w:num w:numId="8" w16cid:durableId="1310136276">
+    <w:abstractNumId w:val="3"/>
   </w:num>
-  <w:num w:numId="3" w16cid:durableId="176388294">
-    <w:abstractNumId w:val="9"/>
+  <w:num w:numId="9" w16cid:durableId="994991744">
+    <w:abstractNumId w:val="5"/>
   </w:num>
-  <w:num w:numId="4" w16cid:durableId="707532155">
-    <w:abstractNumId w:val="7"/>
-  </w:num>
-  <w:num w:numId="5" w16cid:durableId="861892513">
+  <w:num w:numId="10" w16cid:durableId="627590722">
     <w:abstractNumId w:val="1"/>
   </w:num>
-  <w:num w:numId="6" w16cid:durableId="168300785">
-    <w:abstractNumId w:val="3"/>
-  </w:num>
-  <w:num w:numId="7" w16cid:durableId="1831166939">
-    <w:abstractNumId w:val="5"/>
-  </w:num>
-  <w:num w:numId="8" w16cid:durableId="1310136276">
-    <w:abstractNumId w:val="2"/>
-  </w:num>
-  <w:num w:numId="9" w16cid:durableId="994991744">
-    <w:abstractNumId w:val="4"/>
-  </w:num>
-  <w:num w:numId="10" w16cid:durableId="627590722">
+  <w:num w:numId="11" w16cid:durableId="1137065896">
     <w:abstractNumId w:val="0"/>
   </w:num>
 </w:numbering>
@@ -5388,7 +5351,7 @@
 </file>
 
 <file path=word/glossary/document.xml><?xml version="1.0" encoding="utf-8"?>
-<w:glossaryDocument xmlns:wpc="http://schemas.microsoft.com/office/word/2010/wordprocessingCanvas" xmlns:cx="http://schemas.microsoft.com/office/drawing/2014/chartex" xmlns:cx1="http://schemas.microsoft.com/office/drawing/2015/9/8/chartex" xmlns:cx2="http://schemas.microsoft.com/office/drawing/2015/10/21/chartex" xmlns:cx3="http://schemas.microsoft.com/office/drawing/2016/5/9/chartex" xmlns:cx4="http://schemas.microsoft.com/office/drawing/2016/5/10/chartex" xmlns:cx5="http://schemas.microsoft.com/office/drawing/2016/5/11/chartex" xmlns:cx6="http://schemas.microsoft.com/office/drawing/2016/5/12/chartex" xmlns:cx7="http://schemas.microsoft.com/office/drawing/2016/5/13/chartex" xmlns:cx8="http://schemas.microsoft.com/office/drawing/2016/5/14/chartex" xmlns:mc="http://schemas.openxmlformats.org/markup-compatibility/2006" xmlns:aink="http://schemas.microsoft.com/office/drawing/2016/ink" xmlns:am3d="http://schemas.microsoft.com/office/drawing/2017/model3d" xmlns:o="urn:schemas-microsoft-com:office:office" xmlns:oel="http://schemas.microsoft.com/office/2019/extlst" xmlns:r="http://schemas.openxmlformats.org/officeDocument/2006/relationships" xmlns:m="http://schemas.openxmlformats.org/officeDocument/2006/math" xmlns:v="urn:schemas-microsoft-com:vml" xmlns:wp14="http://schemas.microsoft.com/office/word/2010/wordprocessingDrawing" xmlns:wp="http://schemas.openxmlformats.org/drawingml/2006/wordprocessingDrawing" xmlns:w10="urn:schemas-microsoft-com:office:word" xmlns:w="http://schemas.openxmlformats.org/wordprocessingml/2006/main" xmlns:w14="http://schemas.microsoft.com/office/word/2010/wordml" xmlns:w15="http://schemas.microsoft.com/office/word/2012/wordml" xmlns:w16cex="http://schemas.microsoft.com/office/word/2018/wordml/cex" xmlns:w16cid="http://schemas.microsoft.com/office/word/2016/wordml/cid" xmlns:w16="http://schemas.microsoft.com/office/word/2018/wordml" xmlns:w16du="http://schemas.microsoft.com/office/word/2023/wordml/word16du" xmlns:w16sdtdh="http://schemas.microsoft.com/office/word/2020/wordml/sdtdatahash" xmlns:w16sdtfl="http://schemas.microsoft.com/office/word/2024/wordml/sdtformatlock" xmlns:w16se="http://schemas.microsoft.com/office/word/2015/wordml/symex" xmlns:wpg="http://schemas.microsoft.com/office/word/2010/wordprocessingGroup" xmlns:wpi="http://schemas.microsoft.com/office/word/2010/wordprocessingInk" xmlns:wne="http://schemas.microsoft.com/office/word/2006/wordml" xmlns:wps="http://schemas.microsoft.com/office/word/2010/wordprocessingShape" mc:Ignorable="w14 w15 w16se w16cid w16 w16cex w16sdtdh w16sdtfl w16du wp14">
+<w:glossaryDocument xmlns:wpc="http://schemas.microsoft.com/office/word/2010/wordprocessingCanvas" xmlns:cx="http://schemas.microsoft.com/office/drawing/2014/chartex" xmlns:cx1="http://schemas.microsoft.com/office/drawing/2015/9/8/chartex" xmlns:cx2="http://schemas.microsoft.com/office/drawing/2015/10/21/chartex" xmlns:cx3="http://schemas.microsoft.com/office/drawing/2016/5/9/chartex" xmlns:cx4="http://schemas.microsoft.com/office/drawing/2016/5/10/chartex" xmlns:cx5="http://schemas.microsoft.com/office/drawing/2016/5/11/chartex" xmlns:cx6="http://schemas.microsoft.com/office/drawing/2016/5/12/chartex" xmlns:cx7="http://schemas.microsoft.com/office/drawing/2016/5/13/chartex" xmlns:cx8="http://schemas.microsoft.com/office/drawing/2016/5/14/chartex" xmlns:mc="http://schemas.openxmlformats.org/markup-compatibility/2006" xmlns:aink="http://schemas.microsoft.com/office/drawing/2016/ink" xmlns:am3d="http://schemas.microsoft.com/office/drawing/2017/model3d" xmlns:o="urn:schemas-microsoft-com:office:office" xmlns:oel="http://schemas.microsoft.com/office/2019/extlst" xmlns:r="http://schemas.openxmlformats.org/officeDocument/2006/relationships" xmlns:m="http://schemas.openxmlformats.org/officeDocument/2006/math" xmlns:v="urn:schemas-microsoft-com:vml" xmlns:wp14="http://schemas.microsoft.com/office/word/2010/wordprocessingDrawing" xmlns:wp="http://schemas.openxmlformats.org/drawingml/2006/wordprocessingDrawing" xmlns:w10="urn:schemas-microsoft-com:office:word" xmlns:w="http://schemas.openxmlformats.org/wordprocessingml/2006/main" xmlns:w14="http://schemas.microsoft.com/office/word/2010/wordml" xmlns:w15="http://schemas.microsoft.com/office/word/2012/wordml" xmlns:w16cei="http://schemas.microsoft.com/office/word/2026/wordml/cei" xmlns:w16cex="http://schemas.microsoft.com/office/word/2018/wordml/cex" xmlns:w16cid="http://schemas.microsoft.com/office/word/2016/wordml/cid" xmlns:w16="http://schemas.microsoft.com/office/word/2018/wordml" xmlns:w16du="http://schemas.microsoft.com/office/word/2023/wordml/word16du" xmlns:w16sdtdh="http://schemas.microsoft.com/office/word/2020/wordml/sdtdatahash" xmlns:w16sdtfl="http://schemas.microsoft.com/office/word/2024/wordml/sdtformatlock" xmlns:w16se="http://schemas.microsoft.com/office/word/2015/wordml/symex" xmlns:wpg="http://schemas.microsoft.com/office/word/2010/wordprocessingGroup" xmlns:wpi="http://schemas.microsoft.com/office/word/2010/wordprocessingInk" xmlns:wne="http://schemas.microsoft.com/office/word/2006/wordml" xmlns:wps="http://schemas.microsoft.com/office/word/2010/wordprocessingShape" mc:Ignorable="w14 w15 w16se w16cid w16 w16cex w16sdtdh w16sdtfl w16du wp14">
   <w:docParts>
     <w:docPart>
       <w:docPartPr>
@@ -5463,7 +5426,7 @@
     <w:charset w:val="00"/>
     <w:family w:val="swiss"/>
     <w:pitch w:val="variable"/>
-    <w:sig w:usb0="E4002EFF" w:usb1="C000247B" w:usb2="00000009" w:usb3="00000000" w:csb0="000001FF" w:csb1="00000000"/>
+    <w:sig w:usb0="E4002EFF" w:usb1="C200247B" w:usb2="00000009" w:usb3="00000000" w:csb0="000001FF" w:csb1="00000000"/>
   </w:font>
   <w:font w:name="Cambria">
     <w:panose1 w:val="02040503050406030204"/>
@@ -5485,7 +5448,7 @@
     <w:charset w:val="00"/>
     <w:family w:val="swiss"/>
     <w:pitch w:val="variable"/>
-    <w:sig w:usb0="E4002EFF" w:usb1="C000247B" w:usb2="00000009" w:usb3="00000000" w:csb0="000001FF" w:csb1="00000000"/>
+    <w:sig w:usb0="E4002EFF" w:usb1="C200247B" w:usb2="00000009" w:usb3="00000000" w:csb0="000001FF" w:csb1="00000000"/>
   </w:font>
   <w:font w:name="Segoe UI">
     <w:panose1 w:val="020B0502040204020203"/>
@@ -5550,11 +5513,13 @@
     <w:rsid w:val="008728BC"/>
     <w:rsid w:val="009F5952"/>
     <w:rsid w:val="009F63FF"/>
+    <w:rsid w:val="00A44AE4"/>
     <w:rsid w:val="00A539E6"/>
     <w:rsid w:val="00B4537B"/>
     <w:rsid w:val="00B56196"/>
     <w:rsid w:val="00B6207D"/>
     <w:rsid w:val="00BA20B6"/>
+    <w:rsid w:val="00C029EC"/>
     <w:rsid w:val="00CE58AC"/>
     <w:rsid w:val="00CF087E"/>
     <w:rsid w:val="00EA349B"/>
